--- a/docs/templates/활동지 양식.docx
+++ b/docs/templates/활동지 양식.docx
@@ -26,7 +26,7 @@
           <w:sz w:val="18"/>
           <w:szCs w:val="18"/>
         </w:rPr>
-        <w:t>양식 2판 · 2026-10-17 · 신현중학교 정보</w:t>
+        <w:t>양식 2판 · 2026-10-17 (10-20 고침) · 신현중학교 정보</w:t>
       </w:r>
     </w:p>
     <w:p>
@@ -201,6 +201,17 @@
           <w:color w:val="6B3FA0"/>
         </w:rPr>
         <w:t>[그림]</w:t>
+      </w:r>
+      <w:r>
+        <w:t xml:space="preserve">, 동영상은 </w:t>
+      </w:r>
+      <w:r>
+        <w:rPr>
+          <w:b/>
+          <w:bCs/>
+          <w:color w:val="6B3FA0"/>
+        </w:rPr>
+        <w:t>[영상]</w:t>
       </w:r>
       <w:r>
         <w:t xml:space="preserve"> 으로 설명하고 파일은 따로 줘요.</w:t>
@@ -1430,7 +1441,7 @@
           <w:sz w:val="18"/>
           <w:szCs w:val="18"/>
         </w:rPr>
-        <w:t>※ 오늘 꼭 기억할 것 — 문장이나 표로. 문장 속 [[정답]] 은 학생이 채우는 빈칸이 돼요.</w:t>
+        <w:t>※ 오늘 꼭 기억할 것 — 문장이나 표로. [[정답]] 은 학생이 이름표를 끌어다 놓는 칸이 돼요(이름표 = 정답 낱말들). 표의 낱말 칸에도 써요.</w:t>
       </w:r>
     </w:p>
     <w:p>
@@ -2789,6 +2800,92 @@
             </w:r>
             <w:r>
               <w:t xml:space="preserve"> 체온계 그림, 화면에 36.5 표시</w:t>
+            </w:r>
+          </w:p>
+        </w:tc>
+      </w:tr>
+      <w:tr>
+        <w:trPr>
+          <w:cantSplit/>
+        </w:trPr>
+        <w:tc>
+          <w:tcPr>
+            <w:tcW w:w="2150" w:type="dxa"/>
+            <w:tcMar>
+              <w:top w:w="70" w:type="dxa"/>
+              <w:left w:w="120" w:type="dxa"/>
+              <w:bottom w:w="70" w:type="dxa"/>
+              <w:right w:w="120" w:type="dxa"/>
+            </w:tcMar>
+          </w:tcPr>
+          <w:p>
+            <w:pPr>
+              <w:spacing w:after="20" w:line="264" w:lineRule="auto"/>
+            </w:pPr>
+            <w:r>
+              <w:rPr>
+                <w:b/>
+                <w:bCs/>
+                <w:color w:val="6B3FA0"/>
+              </w:rPr>
+              <w:t>[영상]</w:t>
+            </w:r>
+          </w:p>
+        </w:tc>
+        <w:tc>
+          <w:tcPr>
+            <w:tcW w:w="3500" w:type="dxa"/>
+            <w:tcMar>
+              <w:top w:w="70" w:type="dxa"/>
+              <w:left w:w="120" w:type="dxa"/>
+              <w:bottom w:w="70" w:type="dxa"/>
+              <w:right w:w="120" w:type="dxa"/>
+            </w:tcMar>
+          </w:tcPr>
+          <w:p>
+            <w:pPr>
+              <w:spacing w:after="20" w:line="264" w:lineRule="auto"/>
+            </w:pPr>
+            <w:r>
+              <w:t xml:space="preserve">보여 줄 동영상 파일(mp4, 따로 줌)과 틀 자리. 그림을 누르면 재생돼요. 유튜브 영상은 </w:t>
+            </w:r>
+            <w:r>
+              <w:rPr>
+                <w:b/>
+                <w:bCs/>
+                <w:color w:val="6B3FA0"/>
+              </w:rPr>
+              <w:t>[링크]</w:t>
+            </w:r>
+            <w:r>
+              <w:t xml:space="preserve"> 로</w:t>
+            </w:r>
+          </w:p>
+        </w:tc>
+        <w:tc>
+          <w:tcPr>
+            <w:tcW w:w="3988" w:type="dxa"/>
+            <w:tcMar>
+              <w:top w:w="70" w:type="dxa"/>
+              <w:left w:w="120" w:type="dxa"/>
+              <w:bottom w:w="70" w:type="dxa"/>
+              <w:right w:w="120" w:type="dxa"/>
+            </w:tcMar>
+          </w:tcPr>
+          <w:p>
+            <w:pPr>
+              <w:spacing w:after="20" w:line="264" w:lineRule="auto"/>
+            </w:pPr>
+            <w:r>
+              <w:rPr>
+                <w:b/>
+                <w:bCs/>
+                <w:color w:val="6B3FA0"/>
+              </w:rPr>
+              <w:t>[영상]</w:t>
+            </w:r>
+            <w:r>
+              <w:t xml:space="preserve"> 일반몬스터와_AI몬스터.mp4 — 비교 그림을 누르면 재생</w:t>
             </w:r>
           </w:p>
         </w:tc>

--- a/docs/templates/활동지 양식.docx
+++ b/docs/templates/활동지 양식.docx
@@ -402,9 +402,6 @@
           <w:p>
             <w:pPr>
               <w:spacing w:after="20" w:line="264" w:lineRule="auto"/>
-              <w:rPr>
-                <w:rFonts w:hint="eastAsia"/>
-              </w:rPr>
             </w:pPr>
           </w:p>
         </w:tc>
@@ -464,9 +461,6 @@
           <w:p>
             <w:pPr>
               <w:spacing w:after="20" w:line="264" w:lineRule="auto"/>
-              <w:rPr>
-                <w:rFonts w:hint="eastAsia"/>
-              </w:rPr>
             </w:pPr>
           </w:p>
         </w:tc>
@@ -526,9 +520,6 @@
           <w:p>
             <w:pPr>
               <w:spacing w:after="20" w:line="264" w:lineRule="auto"/>
-              <w:rPr>
-                <w:rFonts w:hint="eastAsia"/>
-              </w:rPr>
             </w:pPr>
           </w:p>
         </w:tc>
@@ -655,9 +646,6 @@
           <w:p>
             <w:pPr>
               <w:spacing w:after="20" w:line="264" w:lineRule="auto"/>
-              <w:rPr>
-                <w:rFonts w:hint="eastAsia"/>
-              </w:rPr>
             </w:pPr>
           </w:p>
         </w:tc>
@@ -717,9 +705,6 @@
           <w:p>
             <w:pPr>
               <w:spacing w:after="20" w:line="264" w:lineRule="auto"/>
-              <w:rPr>
-                <w:rFonts w:hint="eastAsia"/>
-              </w:rPr>
             </w:pPr>
           </w:p>
         </w:tc>
@@ -832,9 +817,6 @@
           <w:p>
             <w:pPr>
               <w:spacing w:after="20" w:line="264" w:lineRule="auto"/>
-              <w:rPr>
-                <w:rFonts w:hint="eastAsia"/>
-              </w:rPr>
             </w:pPr>
             <w:r>
               <w:rPr>
@@ -854,7 +836,24 @@
                 <w:sz w:val="17"/>
                 <w:szCs w:val="17"/>
               </w:rPr>
-              <w:t>활동지 맨 위 큰 제목 · 예) 로블록스 데이터 분석하기</w:t>
+              <w:t xml:space="preserve">활동지 맨 위 큰 제목 · 예) </w:t>
+            </w:r>
+            <w:r>
+              <w:rPr>
+                <w:rFonts w:hint="eastAsia"/>
+                <w:color w:val="7A7489"/>
+                <w:sz w:val="17"/>
+                <w:szCs w:val="17"/>
+              </w:rPr>
+              <w:t xml:space="preserve">유튜브 </w:t>
+            </w:r>
+            <w:r>
+              <w:rPr>
+                <w:color w:val="7A7489"/>
+                <w:sz w:val="17"/>
+                <w:szCs w:val="17"/>
+              </w:rPr>
+              <w:t>데이터 분석하기</w:t>
             </w:r>
           </w:p>
         </w:tc>
@@ -893,9 +892,6 @@
           <w:p>
             <w:pPr>
               <w:spacing w:after="20" w:line="264" w:lineRule="auto"/>
-              <w:rPr>
-                <w:rFonts w:hint="eastAsia"/>
-              </w:rPr>
             </w:pPr>
             <w:r>
               <w:rPr>
@@ -954,9 +950,6 @@
           <w:p>
             <w:pPr>
               <w:spacing w:after="20" w:line="264" w:lineRule="auto"/>
-              <w:rPr>
-                <w:rFonts w:hint="eastAsia"/>
-              </w:rPr>
             </w:pPr>
             <w:r>
               <w:rPr>
@@ -1015,9 +1008,6 @@
           <w:p>
             <w:pPr>
               <w:spacing w:after="20" w:line="264" w:lineRule="auto"/>
-              <w:rPr>
-                <w:rFonts w:hint="eastAsia"/>
-              </w:rPr>
             </w:pPr>
             <w:r>
               <w:rPr>
@@ -1087,9 +1077,6 @@
     <w:p>
       <w:pPr>
         <w:pStyle w:val="2"/>
-        <w:rPr>
-          <w:rFonts w:hint="eastAsia"/>
-        </w:rPr>
       </w:pPr>
       <w:r>
         <w:t>도입</w:t>
@@ -1108,9 +1095,6 @@
     <w:p>
       <w:pPr>
         <w:pStyle w:val="3"/>
-        <w:rPr>
-          <w:rFonts w:hint="eastAsia"/>
-        </w:rPr>
       </w:pPr>
       <w:r>
         <w:t>동기유발</w:t>
@@ -1171,9 +1155,6 @@
     <w:p>
       <w:pPr>
         <w:pStyle w:val="3"/>
-        <w:rPr>
-          <w:rFonts w:hint="eastAsia"/>
-        </w:rPr>
       </w:pPr>
       <w:r>
         <w:lastRenderedPageBreak/>
@@ -1391,9 +1372,6 @@
     <w:p>
       <w:pPr>
         <w:pStyle w:val="2"/>
-        <w:rPr>
-          <w:rFonts w:hint="eastAsia"/>
-        </w:rPr>
       </w:pPr>
       <w:r>
         <w:t>정리</w:t>
@@ -1412,9 +1390,6 @@
     <w:p>
       <w:pPr>
         <w:pStyle w:val="3"/>
-        <w:rPr>
-          <w:rFonts w:hint="eastAsia"/>
-        </w:rPr>
       </w:pPr>
       <w:r>
         <w:t>핵심 정리</w:t>
@@ -1475,9 +1450,6 @@
     <w:p>
       <w:pPr>
         <w:pStyle w:val="3"/>
-        <w:rPr>
-          <w:rFonts w:hint="eastAsia"/>
-        </w:rPr>
       </w:pPr>
       <w:r>
         <w:t>형성평가</w:t>
@@ -3064,6 +3036,7 @@
                 <w:bCs/>
                 <w:color w:val="6B3FA0"/>
               </w:rPr>
+              <w:lastRenderedPageBreak/>
               <w:t>[메모]</w:t>
             </w:r>
           </w:p>
@@ -3121,7 +3094,6 @@
         <w:pStyle w:val="2"/>
       </w:pPr>
       <w:r>
-        <w:lastRenderedPageBreak/>
         <w:t>참고 2. 작성 예시 (07차시 「로블록스 데이터 분석하기」 일부)</w:t>
       </w:r>
     </w:p>
@@ -3477,6 +3449,7 @@
         <w:pStyle w:val="3"/>
       </w:pPr>
       <w:r>
+        <w:lastRenderedPageBreak/>
         <w:t>도입 — 학습주제 제시</w:t>
       </w:r>
     </w:p>
@@ -3577,7 +3550,6 @@
     </w:p>
     <w:p>
       <w:r>
-        <w:lastRenderedPageBreak/>
         <w:t>분포 분석</w:t>
       </w:r>
     </w:p>
@@ -3933,6 +3905,7 @@
               <w:spacing w:after="20" w:line="264" w:lineRule="auto"/>
             </w:pPr>
             <w:r>
+              <w:lastRenderedPageBreak/>
               <w:t>분포 분석</w:t>
             </w:r>
           </w:p>
